--- a/docs/bilitro项目_单元测试报告_v5.0.docx
+++ b/docs/bilitro项目_单元测试报告_v5.0.docx
@@ -1884,6 +1884,162 @@
           </w:p>
         </w:tc>
       </w:tr>
+      <w:tr>
+        <w:tc>
+          <w:tcPr>
+            <w:tcW w:type="dxa" w:w="840"/>
+          </w:tcPr>
+          <w:p>
+            <w:r>
+              <w:t>8</w:t>
+            </w:r>
+          </w:p>
+        </w:tc>
+        <w:tc>
+          <w:tcPr>
+            <w:tcW w:type="dxa" w:w="4802"/>
+          </w:tcPr>
+          <w:p>
+            <w:r>
+              <w:t>DefaultGameController.onPlay / toggleSelect</w:t>
+            </w:r>
+          </w:p>
+        </w:tc>
+        <w:tc>
+          <w:tcPr>
+            <w:tcW w:type="dxa" w:w="960"/>
+          </w:tcPr>
+          <w:p>
+            <w:r>
+              <w:t>边界</w:t>
+            </w:r>
+          </w:p>
+        </w:tc>
+        <w:tc>
+          <w:tcPr>
+            <w:tcW w:type="dxa" w:w="2467"/>
+          </w:tcPr>
+          <w:p>
+            <w:r>
+              <w:t>选中达5张上限后无法加选；出牌扣次数并清空选中；通关时弹出奖励并触发结局回调</w:t>
+            </w:r>
+          </w:p>
+        </w:tc>
+        <w:tc>
+          <w:tcPr>
+            <w:tcW w:type="dxa" w:w="960"/>
+          </w:tcPr>
+          <w:p>
+            <w:r>
+              <w:t>否</w:t>
+            </w:r>
+          </w:p>
+        </w:tc>
+      </w:tr>
+      <w:tr>
+        <w:tc>
+          <w:tcPr>
+            <w:tcW w:type="dxa" w:w="840"/>
+          </w:tcPr>
+          <w:p>
+            <w:r>
+              <w:t>9</w:t>
+            </w:r>
+          </w:p>
+        </w:tc>
+        <w:tc>
+          <w:tcPr>
+            <w:tcW w:type="dxa" w:w="4802"/>
+          </w:tcPr>
+          <w:p>
+            <w:r>
+              <w:t>DefaultShopController.onBuy / onRefresh</w:t>
+            </w:r>
+          </w:p>
+        </w:tc>
+        <w:tc>
+          <w:tcPr>
+            <w:tcW w:type="dxa" w:w="960"/>
+          </w:tcPr>
+          <w:p>
+            <w:r>
+              <w:t>异常</w:t>
+            </w:r>
+          </w:p>
+        </w:tc>
+        <w:tc>
+          <w:tcPr>
+            <w:tcW w:type="dxa" w:w="2467"/>
+          </w:tcPr>
+          <w:p>
+            <w:r>
+              <w:t>代币不足与栏位已满时弹出对应提示；出售后界面刷新为已售状态</w:t>
+            </w:r>
+          </w:p>
+        </w:tc>
+        <w:tc>
+          <w:tcPr>
+            <w:tcW w:type="dxa" w:w="960"/>
+          </w:tcPr>
+          <w:p>
+            <w:r>
+              <w:t>否</w:t>
+            </w:r>
+          </w:p>
+        </w:tc>
+      </w:tr>
+      <w:tr>
+        <w:tc>
+          <w:tcPr>
+            <w:tcW w:type="dxa" w:w="840"/>
+          </w:tcPr>
+          <w:p>
+            <w:r>
+              <w:t>10</w:t>
+            </w:r>
+          </w:p>
+        </w:tc>
+        <w:tc>
+          <w:tcPr>
+            <w:tcW w:type="dxa" w:w="4802"/>
+          </w:tcPr>
+          <w:p>
+            <w:r>
+              <w:t>HandType.baseScore / Rank.chips</w:t>
+            </w:r>
+          </w:p>
+        </w:tc>
+        <w:tc>
+          <w:tcPr>
+            <w:tcW w:type="dxa" w:w="960"/>
+          </w:tcPr>
+          <w:p>
+            <w:r>
+              <w:t>正常</w:t>
+            </w:r>
+          </w:p>
+        </w:tc>
+        <w:tc>
+          <w:tcPr>
+            <w:tcW w:type="dxa" w:w="2467"/>
+          </w:tcPr>
+          <w:p>
+            <w:r>
+              <w:t>牌型初始分数倍数与卡牌计分点数符合对照表（对子10×2、同花顺100×8、A计11、K计10）</w:t>
+            </w:r>
+          </w:p>
+        </w:tc>
+        <w:tc>
+          <w:tcPr>
+            <w:tcW w:type="dxa" w:w="960"/>
+          </w:tcPr>
+          <w:p>
+            <w:r>
+              <w:t>是</w:t>
+            </w:r>
+          </w:p>
+        </w:tc>
+      </w:tr>
     </w:tbl>
     <w:p>
       <w:pPr>
@@ -6226,7 +6382,7 @@
         </w:rPr>
       </w:pPr>
       <w:r>
-        <w:t>3.3 Controller层核心测试类（类名：无）</w:t>
+        <w:t>3.3 Controller层核心测试类（类名：DefaultGameControllerTest / DefaultShopControllerTest）</w:t>
       </w:r>
     </w:p>
     <w:p>
@@ -6239,7 +6395,232 @@
         </w:rPr>
       </w:pPr>
       <w:r>
-        <w:t>本组未编写 Controller 层单元测试。Controller 依赖 JavaFX 界面交互（动画回调、弹窗、场景切换），单元测试需启动 UI 工具包，成本高收益低；本组测试策略为模型层追求高覆盖（JaCoCo 分支覆盖率 55%~88%），Controller/View 层通过人工试玩验收。</w:t>
+        <w:t>Controller 层不直接操作 JavaFX 控件（动画、弹窗均在 View 层），测试前先将 GameView 接口补全并把控制器依赖由具体类改为接口，再以纯 Java 假视图（FakeGameView / FakeShopView）记录调用、将计分动画的完成回调改为同步执行，无需启动 UI 工具包即可完成测试。共 18 个用例，覆盖选牌上限、出牌弃牌、结局回调、购买与刷新提示等场景。核心代码如下：</w:t>
+      </w:r>
+    </w:p>
+    <w:p>
+      <w:r>
+        <w:t>package com.bilitro.controller;</w:t>
+      </w:r>
+    </w:p>
+    <w:p/>
+    <w:p>
+      <w:r>
+        <w:t>/** 假视图：记录每次调用，计分过程动画改为同步执行完成回调。 */</w:t>
+      </w:r>
+    </w:p>
+    <w:p>
+      <w:r>
+        <w:t>static class FakeGameView implements GameView {</w:t>
+      </w:r>
+    </w:p>
+    <w:p>
+      <w:r>
+        <w:t xml:space="preserve">    List&lt;Card&gt; lastSelected = List.of();</w:t>
+      </w:r>
+    </w:p>
+    <w:p>
+      <w:r>
+        <w:t xml:space="preserve">    Integer effectScore;</w:t>
+      </w:r>
+    </w:p>
+    <w:p>
+      <w:r>
+        <w:t xml:space="preserve">    GameSession.RewardBreakdown rewardShown;</w:t>
+      </w:r>
+    </w:p>
+    <w:p/>
+    <w:p>
+      <w:r>
+        <w:t xml:space="preserve">    @Override</w:t>
+      </w:r>
+    </w:p>
+    <w:p>
+      <w:r>
+        <w:t xml:space="preserve">    public void playScoringProcess(List&lt;ScoreCalculator.ScoreStep&gt; steps, Runnable onFinished) {</w:t>
+      </w:r>
+    </w:p>
+    <w:p>
+      <w:r>
+        <w:t xml:space="preserve">        onFinished.run(); // 测试中不播动画，直接执行完成回调</w:t>
+      </w:r>
+    </w:p>
+    <w:p>
+      <w:r>
+        <w:t xml:space="preserve">    }</w:t>
+      </w:r>
+    </w:p>
+    <w:p>
+      <w:r>
+        <w:t xml:space="preserve">    // 其余方法仅记录参数或留空</w:t>
+      </w:r>
+    </w:p>
+    <w:p>
+      <w:r>
+        <w:t>}</w:t>
+      </w:r>
+    </w:p>
+    <w:p/>
+    <w:p>
+      <w:r>
+        <w:t>@Test</w:t>
+      </w:r>
+    </w:p>
+    <w:p>
+      <w:r>
+        <w:t>void 选中达到上限后无法加选() {</w:t>
+      </w:r>
+    </w:p>
+    <w:p>
+      <w:r>
+        <w:t xml:space="preserve">    GameSession s = newSession(new DefaultPlayer(), 10000);</w:t>
+      </w:r>
+    </w:p>
+    <w:p>
+      <w:r>
+        <w:t xml:space="preserve">    DefaultGameController c = newController(s, new FakeGameView());</w:t>
+      </w:r>
+    </w:p>
+    <w:p>
+      <w:r>
+        <w:t xml:space="preserve">    for (int i = 0; i &lt; GameConfig.HAND_SIZE; i++) {</w:t>
+      </w:r>
+    </w:p>
+    <w:p>
+      <w:r>
+        <w:t xml:space="preserve">        c.toggleSelect(s.hand().get(i));</w:t>
+      </w:r>
+    </w:p>
+    <w:p>
+      <w:r>
+        <w:t xml:space="preserve">    }</w:t>
+      </w:r>
+    </w:p>
+    <w:p>
+      <w:r>
+        <w:t xml:space="preserve">    assertEquals(GameConfig.MAX_SELECT, c.selected().size());</w:t>
+      </w:r>
+    </w:p>
+    <w:p>
+      <w:r>
+        <w:t>}</w:t>
+      </w:r>
+    </w:p>
+    <w:p/>
+    <w:p>
+      <w:r>
+        <w:t>@Test</w:t>
+      </w:r>
+    </w:p>
+    <w:p>
+      <w:r>
+        <w:t>void 通关后弹出奖励并触发结局回调() {</w:t>
+      </w:r>
+    </w:p>
+    <w:p>
+      <w:r>
+        <w:t xml:space="preserve">    GameSession s = newSession(new DefaultPlayer(), 1); // 目标分极低，任意出牌即过关</w:t>
+      </w:r>
+    </w:p>
+    <w:p>
+      <w:r>
+        <w:t xml:space="preserve">    FakeGameView view = new FakeGameView();</w:t>
+      </w:r>
+    </w:p>
+    <w:p>
+      <w:r>
+        <w:t xml:space="preserve">    DefaultGameController c = newController(s, view);</w:t>
+      </w:r>
+    </w:p>
+    <w:p>
+      <w:r>
+        <w:t xml:space="preserve">    AtomicReference&lt;GameSession.RoundOutcome&gt; outcome = new AtomicReference&lt;&gt;();</w:t>
+      </w:r>
+    </w:p>
+    <w:p>
+      <w:r>
+        <w:t xml:space="preserve">    c.setOutcomeHandler(outcome::set);</w:t>
+      </w:r>
+    </w:p>
+    <w:p>
+      <w:r>
+        <w:t xml:space="preserve">    c.toggleSelect(s.hand().get(0));</w:t>
+      </w:r>
+    </w:p>
+    <w:p>
+      <w:r>
+        <w:t xml:space="preserve">    c.onPlay();</w:t>
+      </w:r>
+    </w:p>
+    <w:p>
+      <w:r>
+        <w:t xml:space="preserve">    assertEquals(GameSession.RoundOutcome.LEVEL_CLEARED, outcome.get());</w:t>
+      </w:r>
+    </w:p>
+    <w:p>
+      <w:r>
+        <w:t xml:space="preserve">    assertNotNull(view.rewardShown);</w:t>
+      </w:r>
+    </w:p>
+    <w:p>
+      <w:r>
+        <w:t>}</w:t>
+      </w:r>
+    </w:p>
+    <w:p/>
+    <w:p>
+      <w:r>
+        <w:t>@Test</w:t>
+      </w:r>
+    </w:p>
+    <w:p>
+      <w:r>
+        <w:t>void 代币不足购买弹提示() {</w:t>
+      </w:r>
+    </w:p>
+    <w:p>
+      <w:r>
+        <w:t xml:space="preserve">    DefaultPlayer player = new DefaultPlayer(0);</w:t>
+      </w:r>
+    </w:p>
+    <w:p>
+      <w:r>
+        <w:t xml:space="preserve">    RandomShop shop = new RandomShop(player);</w:t>
+      </w:r>
+    </w:p>
+    <w:p>
+      <w:r>
+        <w:t xml:space="preserve">    FakeShopView view = new FakeShopView();</w:t>
+      </w:r>
+    </w:p>
+    <w:p>
+      <w:r>
+        <w:t xml:space="preserve">    DefaultShopController c = new DefaultShopController(shop, player, view);</w:t>
+      </w:r>
+    </w:p>
+    <w:p>
+      <w:r>
+        <w:t xml:space="preserve">    SpecialCard item = shop.goods().stream()</w:t>
+      </w:r>
+    </w:p>
+    <w:p>
+      <w:r>
+        <w:t xml:space="preserve">            .filter(g -&gt; g.price() &gt; 0).findFirst().orElseThrow();</w:t>
+      </w:r>
+    </w:p>
+    <w:p>
+      <w:r>
+        <w:t xml:space="preserve">    c.onBuy(item);</w:t>
+      </w:r>
+    </w:p>
+    <w:p>
+      <w:r>
+        <w:t xml:space="preserve">    assertEquals("代币不足", view.lastError);</w:t>
+      </w:r>
+    </w:p>
+    <w:p>
+      <w:r>
+        <w:t>}</w:t>
       </w:r>
     </w:p>
     <w:p>
@@ -6323,7 +6704,7 @@
         <w:rPr>
           <w:rFonts w:hint="eastAsia"/>
         </w:rPr>
-        <w:t>model包（业务逻辑层）分支覆盖率：______%</w:t>
+        <w:t>model包（业务逻辑层）分支覆盖率：81%</w:t>
       </w:r>
     </w:p>
     <w:p>
@@ -6336,7 +6717,7 @@
         <w:rPr>
           <w:rFonts w:hint="eastAsia"/>
         </w:rPr>
-        <w:t>controller包（控制层）分支覆盖率：______%</w:t>
+        <w:t>controller包（控制层）分支覆盖率：81%</w:t>
       </w:r>
     </w:p>
     <w:p>
